--- a/Лист задания.docx
+++ b/Лист задания.docx
@@ -734,25 +734,34 @@
           <w:u w:val="single"/>
           <w:lang w:val="be-BY"/>
         </w:rPr>
-        <w:t>, которое валидирует данные</w:t>
-      </w:r>
-      <w:r>
-        <w:rPr>
-          <w:rFonts w:ascii="Times New Roman" w:hAnsi="Times New Roman" w:cs="Times New Roman"/>
-          <w:sz w:val="28"/>
-          <w:szCs w:val="28"/>
-          <w:u w:val="single"/>
-          <w:lang w:val="be-BY"/>
-        </w:rPr>
-        <w:t xml:space="preserve"> и отправляет их в</w:t>
-      </w:r>
-      <w:r>
-        <w:rPr>
-          <w:rFonts w:ascii="Times New Roman" w:hAnsi="Times New Roman" w:cs="Times New Roman"/>
-          <w:sz w:val="28"/>
-          <w:szCs w:val="28"/>
-          <w:u w:val="single"/>
-          <w:lang w:val="be-BY"/>
+        <w:t xml:space="preserve">, </w:t>
+      </w:r>
+      <w:r>
+        <w:rPr>
+          <w:rFonts w:ascii="Times New Roman" w:hAnsi="Times New Roman" w:cs="Times New Roman"/>
+          <w:sz w:val="28"/>
+          <w:szCs w:val="28"/>
+          <w:u w:val="single"/>
+          <w:lang w:val="be-BY"/>
+        </w:rPr>
+        <w:t xml:space="preserve">далее по протоколу </w:t>
+      </w:r>
+      <w:r>
+        <w:rPr>
+          <w:rFonts w:ascii="Times New Roman" w:hAnsi="Times New Roman" w:cs="Times New Roman"/>
+          <w:sz w:val="28"/>
+          <w:szCs w:val="28"/>
+          <w:u w:val="single"/>
+          <w:lang w:val="en-US"/>
+        </w:rPr>
+        <w:t>TCP</w:t>
+      </w:r>
+      <w:r>
+        <w:rPr>
+          <w:rFonts w:ascii="Times New Roman" w:hAnsi="Times New Roman" w:cs="Times New Roman"/>
+          <w:sz w:val="28"/>
+          <w:szCs w:val="28"/>
+          <w:u w:val="single"/>
         </w:rPr>
         <w:t xml:space="preserve"> </w:t>
       </w:r>
@@ -762,19 +771,38 @@
           <w:sz w:val="28"/>
           <w:szCs w:val="28"/>
           <w:u w:val="single"/>
-          <w:lang w:val="be-BY"/>
-        </w:rPr>
-        <w:t>н</w:t>
-      </w:r>
-      <w:r>
-        <w:rPr>
-          <w:rFonts w:ascii="Times New Roman" w:hAnsi="Times New Roman" w:cs="Times New Roman"/>
-          <w:sz w:val="28"/>
-          <w:szCs w:val="28"/>
-          <w:u w:val="single"/>
-          <w:lang w:val="be-BY"/>
-        </w:rPr>
-        <w:t>абор воркеров-потребителей, каждый из которых выполняет бизнес-логику и взаимодействует</w:t>
+        </w:rPr>
+        <w:t xml:space="preserve">идёт установление связи с брокером, который отвечает за хранение и распределение задач по </w:t>
+      </w:r>
+      <w:proofErr w:type="spellStart"/>
+      <w:r>
+        <w:rPr>
+          <w:rFonts w:ascii="Times New Roman" w:hAnsi="Times New Roman" w:cs="Times New Roman"/>
+          <w:sz w:val="28"/>
+          <w:szCs w:val="28"/>
+          <w:u w:val="single"/>
+        </w:rPr>
+        <w:t>воркерам</w:t>
+      </w:r>
+      <w:proofErr w:type="spellEnd"/>
+      <w:r>
+        <w:rPr>
+          <w:rFonts w:ascii="Times New Roman" w:hAnsi="Times New Roman" w:cs="Times New Roman"/>
+          <w:sz w:val="28"/>
+          <w:szCs w:val="28"/>
+          <w:u w:val="single"/>
+        </w:rPr>
+        <w:t>-потребителям</w:t>
+      </w:r>
+      <w:r>
+        <w:rPr>
+          <w:rFonts w:ascii="Times New Roman" w:hAnsi="Times New Roman" w:cs="Times New Roman"/>
+          <w:sz w:val="28"/>
+          <w:szCs w:val="28"/>
+          <w:u w:val="single"/>
+          <w:lang w:val="be-BY"/>
+        </w:rPr>
+        <w:t>, каждый из которых выполняет бизнес-логику и взаимодействует</w:t>
       </w:r>
       <w:r>
         <w:rPr>
@@ -804,6 +832,16 @@
           <w:u w:val="single"/>
           <w:lang w:val="be-BY"/>
         </w:rPr>
+        <w:t xml:space="preserve"> двумя</w:t>
+      </w:r>
+      <w:r>
+        <w:rPr>
+          <w:rFonts w:ascii="Times New Roman" w:hAnsi="Times New Roman" w:cs="Times New Roman"/>
+          <w:sz w:val="28"/>
+          <w:szCs w:val="28"/>
+          <w:u w:val="single"/>
+          <w:lang w:val="be-BY"/>
+        </w:rPr>
         <w:t xml:space="preserve"> </w:t>
       </w:r>
       <w:r>
@@ -834,7 +872,27 @@
           <w:u w:val="single"/>
           <w:lang w:val="be-BY"/>
         </w:rPr>
-        <w:t>                 </w:t>
+        <w:t>                </w:t>
+      </w:r>
+      <w:r>
+        <w:rPr>
+          <w:rFonts w:ascii="Times New Roman" w:hAnsi="Times New Roman" w:cs="Times New Roman"/>
+          <w:sz w:val="28"/>
+          <w:szCs w:val="28"/>
+          <w:u w:val="single"/>
+          <w:lang w:val="be-BY"/>
+        </w:rPr>
+        <w:t>                                </w:t>
+      </w:r>
+      <w:r>
+        <w:rPr>
+          <w:rFonts w:ascii="Times New Roman" w:hAnsi="Times New Roman" w:cs="Times New Roman"/>
+          <w:sz w:val="28"/>
+          <w:szCs w:val="28"/>
+          <w:u w:val="single"/>
+          <w:lang w:val="be-BY"/>
+        </w:rPr>
+        <w:t> </w:t>
       </w:r>
       <w:r>
         <w:rPr>
@@ -963,6 +1021,7 @@
           <w:u w:val="single"/>
           <w:lang w:val="be-BY"/>
         </w:rPr>
+        <w:lastRenderedPageBreak/>
         <w:t>Задание по курсовой работе</w:t>
       </w:r>
       <w:r>
@@ -1002,7 +1061,6 @@
           <w:u w:val="single"/>
           <w:lang w:val="be-BY"/>
         </w:rPr>
-        <w:lastRenderedPageBreak/>
         <w:t>Содержание</w:t>
       </w:r>
       <w:r>

--- a/Лист задания.docx
+++ b/Лист задания.docx
@@ -772,27 +772,7 @@
           <w:szCs w:val="28"/>
           <w:u w:val="single"/>
         </w:rPr>
-        <w:t xml:space="preserve">идёт установление связи с брокером, который отвечает за хранение и распределение задач по </w:t>
-      </w:r>
-      <w:proofErr w:type="spellStart"/>
-      <w:r>
-        <w:rPr>
-          <w:rFonts w:ascii="Times New Roman" w:hAnsi="Times New Roman" w:cs="Times New Roman"/>
-          <w:sz w:val="28"/>
-          <w:szCs w:val="28"/>
-          <w:u w:val="single"/>
-        </w:rPr>
-        <w:t>воркерам</w:t>
-      </w:r>
-      <w:proofErr w:type="spellEnd"/>
-      <w:r>
-        <w:rPr>
-          <w:rFonts w:ascii="Times New Roman" w:hAnsi="Times New Roman" w:cs="Times New Roman"/>
-          <w:sz w:val="28"/>
-          <w:szCs w:val="28"/>
-          <w:u w:val="single"/>
-        </w:rPr>
-        <w:t>-потребителям</w:t>
+        <w:t>идёт установление связи с брокером, который отвечает за хранение и распределение задач по воркерам-потребителям</w:t>
       </w:r>
       <w:r>
         <w:rPr>
@@ -2693,7 +2673,6 @@
         </w:rPr>
         <w:t xml:space="preserve"> </w:t>
       </w:r>
-      <w:proofErr w:type="spellStart"/>
       <w:r>
         <w:rPr>
           <w:rFonts w:ascii="Times New Roman" w:hAnsi="Times New Roman" w:cs="Times New Roman"/>
@@ -2703,7 +2682,6 @@
         </w:rPr>
         <w:t>С.В.Болтак</w:t>
       </w:r>
-      <w:proofErr w:type="spellEnd"/>
       <w:r>
         <w:rPr>
           <w:rFonts w:ascii="Times New Roman" w:hAnsi="Times New Roman" w:cs="Times New Roman"/>
